--- a/MyDocs/Noah Chisholm - Resume.docx
+++ b/MyDocs/Noah Chisholm - Resume.docx
@@ -36,7 +36,13 @@
         <w:rPr>
           <w:rFonts w:ascii="Times New Roman" w:eastAsia="Times New Roman" w:hAnsi="Times New Roman" w:cs="Times New Roman"/>
         </w:rPr>
-        <w:t xml:space="preserve">Ogden, Utah • </w:t>
+        <w:t>Brigham</w:t>
+      </w:r>
+      <w:r>
+        <w:rPr>
+          <w:rFonts w:ascii="Times New Roman" w:eastAsia="Times New Roman" w:hAnsi="Times New Roman" w:cs="Times New Roman"/>
+        </w:rPr>
+        <w:t xml:space="preserve">, Utah  </w:t>
       </w:r>
       <w:hyperlink r:id="rId5">
         <w:r>
@@ -51,7 +57,7 @@
         <w:rPr>
           <w:rFonts w:ascii="Times New Roman" w:eastAsia="Times New Roman" w:hAnsi="Times New Roman" w:cs="Times New Roman"/>
         </w:rPr>
-        <w:t xml:space="preserve"> • </w:t>
+        <w:t xml:space="preserve">  </w:t>
       </w:r>
       <w:r>
         <w:rPr>
@@ -69,7 +75,13 @@
         <w:rPr>
           <w:rFonts w:ascii="Times New Roman" w:eastAsia="Times New Roman" w:hAnsi="Times New Roman" w:cs="Times New Roman"/>
         </w:rPr>
-        <w:t xml:space="preserve">• </w:t>
+        <w:t xml:space="preserve"> </w:t>
+      </w:r>
+      <w:r>
+        <w:rPr>
+          <w:rFonts w:ascii="Times New Roman" w:eastAsia="Times New Roman" w:hAnsi="Times New Roman" w:cs="Times New Roman"/>
+        </w:rPr>
+        <w:t xml:space="preserve">Portfolio: </w:t>
       </w:r>
       <w:hyperlink r:id="rId6" w:history="1">
         <w:r>
@@ -77,21 +89,7 @@
             <w:rStyle w:val="Hyperlink"/>
             <w:rFonts w:ascii="Times New Roman" w:eastAsia="Times New Roman" w:hAnsi="Times New Roman" w:cs="Times New Roman"/>
           </w:rPr>
-          <w:t>Por</w:t>
-        </w:r>
-        <w:r>
-          <w:rPr>
-            <w:rStyle w:val="Hyperlink"/>
-            <w:rFonts w:ascii="Times New Roman" w:eastAsia="Times New Roman" w:hAnsi="Times New Roman" w:cs="Times New Roman"/>
-          </w:rPr>
-          <w:t>t</w:t>
-        </w:r>
-        <w:r>
-          <w:rPr>
-            <w:rStyle w:val="Hyperlink"/>
-            <w:rFonts w:ascii="Times New Roman" w:eastAsia="Times New Roman" w:hAnsi="Times New Roman" w:cs="Times New Roman"/>
-          </w:rPr>
-          <w:t>folio</w:t>
+          <w:t>https://noah-chisholm.github.io/</w:t>
         </w:r>
       </w:hyperlink>
     </w:p>
@@ -449,7 +447,19 @@
         </w:numPr>
       </w:pPr>
       <w:r>
-        <w:t xml:space="preserve">Programming: C++, Java, OOP, Debugging, Algorithms, </w:t>
+        <w:t xml:space="preserve">Programming: </w:t>
+      </w:r>
+      <w:r>
+        <w:t xml:space="preserve">Debugging, </w:t>
+      </w:r>
+      <w:r>
+        <w:t>C++, Java</w:t>
+      </w:r>
+      <w:r>
+        <w:t xml:space="preserve">, </w:t>
+      </w:r>
+      <w:r>
+        <w:t xml:space="preserve">OOP, Algorithms, </w:t>
       </w:r>
       <w:proofErr w:type="spellStart"/>
       <w:r>
@@ -466,6 +476,9 @@
       <w:proofErr w:type="spellEnd"/>
       <w:r>
         <w:t>, HTML, Website Hosting, Database hosting</w:t>
+      </w:r>
+      <w:r>
+        <w:t>, Android Development</w:t>
       </w:r>
     </w:p>
     <w:p>
@@ -477,7 +490,16 @@
         </w:numPr>
       </w:pPr>
       <w:r>
-        <w:t>Data Analysis: Data Structures, Database Design, Resource Management, SQL Optimization</w:t>
+        <w:t xml:space="preserve">Data Analysis: Data Structures, Database Design, Resource Management, </w:t>
+      </w:r>
+      <w:r>
+        <w:t xml:space="preserve">SQL Design, </w:t>
+      </w:r>
+      <w:r>
+        <w:t>SQL Optimization</w:t>
+      </w:r>
+      <w:r>
+        <w:t>, SQL Query Design</w:t>
       </w:r>
     </w:p>
     <w:p>
@@ -489,7 +511,13 @@
         </w:numPr>
       </w:pPr>
       <w:r>
-        <w:t>Mathematics: Calculus, Linear Algebra, Differential Equations, Optimization Problems</w:t>
+        <w:t>Mathematics: Calculus</w:t>
+      </w:r>
+      <w:r>
+        <w:t xml:space="preserve"> II</w:t>
+      </w:r>
+      <w:r>
+        <w:t>, Linear Algebra, Differential Equations, Optimization Problems</w:t>
       </w:r>
       <w:r>
         <w:t>, Mathematica by Wolfram</w:t>
@@ -514,6 +542,35 @@
       </w:r>
       <w:r>
         <w:t>, Self-Motivating</w:t>
+      </w:r>
+    </w:p>
+    <w:p>
+      <w:pPr>
+        <w:pStyle w:val="ListParagraph"/>
+        <w:numPr>
+          <w:ilvl w:val="0"/>
+          <w:numId w:val="3"/>
+        </w:numPr>
+      </w:pPr>
+      <w:r>
+        <w:t xml:space="preserve">Unreal Engine: Blueprint, </w:t>
+      </w:r>
+      <w:proofErr w:type="gramStart"/>
+      <w:r>
+        <w:t>C++,  Editor</w:t>
+      </w:r>
+      <w:proofErr w:type="gramEnd"/>
+      <w:r>
+        <w:t xml:space="preserve"> Only Modules, Workflow Enhancement Tools,</w:t>
+      </w:r>
+      <w:r>
+        <w:t xml:space="preserve"> AI</w:t>
+      </w:r>
+      <w:r>
+        <w:t>, AI Pathing</w:t>
+      </w:r>
+      <w:r>
+        <w:t>, Data Oriented Programming</w:t>
       </w:r>
     </w:p>
     <w:p>
@@ -609,15 +666,9 @@
       </w:pPr>
       <w:r>
         <w:rPr>
-          <w:rFonts w:ascii="Times New Roman" w:eastAsia="Times New Roman" w:hAnsi="Times New Roman" w:cs="Times New Roman"/>
-        </w:rPr>
-        <w:t>Kitchen Aide</w:t>
-      </w:r>
-      <w:r>
-        <w:rPr>
           <w:rFonts w:ascii="Times New Roman" w:hAnsi="Times New Roman" w:cs="Times New Roman"/>
         </w:rPr>
-        <w:tab/>
+        <w:t>Indie Developer</w:t>
       </w:r>
       <w:r>
         <w:rPr>
@@ -669,15 +720,33 @@
       </w:r>
       <w:r>
         <w:rPr>
-          <w:rFonts w:ascii="Times New Roman" w:hAnsi="Times New Roman" w:cs="Times New Roman"/>
-        </w:rPr>
-        <w:tab/>
-      </w:r>
-      <w:r>
-        <w:rPr>
-          <w:rFonts w:ascii="Times New Roman" w:eastAsia="Times New Roman" w:hAnsi="Times New Roman" w:cs="Times New Roman"/>
-        </w:rPr>
-        <w:t xml:space="preserve">     June 2023 – May 2024</w:t>
+          <w:rFonts w:ascii="Times New Roman" w:eastAsia="Times New Roman" w:hAnsi="Times New Roman" w:cs="Times New Roman"/>
+        </w:rPr>
+        <w:t xml:space="preserve">     20</w:t>
+      </w:r>
+      <w:r>
+        <w:rPr>
+          <w:rFonts w:ascii="Times New Roman" w:eastAsia="Times New Roman" w:hAnsi="Times New Roman" w:cs="Times New Roman"/>
+        </w:rPr>
+        <w:t>2</w:t>
+      </w:r>
+      <w:r>
+        <w:rPr>
+          <w:rFonts w:ascii="Times New Roman" w:eastAsia="Times New Roman" w:hAnsi="Times New Roman" w:cs="Times New Roman"/>
+        </w:rPr>
+        <w:t>0</w:t>
+      </w:r>
+      <w:r>
+        <w:rPr>
+          <w:rFonts w:ascii="Times New Roman" w:eastAsia="Times New Roman" w:hAnsi="Times New Roman" w:cs="Times New Roman"/>
+        </w:rPr>
+        <w:t xml:space="preserve"> –</w:t>
+      </w:r>
+      <w:r>
+        <w:rPr>
+          <w:rFonts w:ascii="Times New Roman" w:eastAsia="Times New Roman" w:hAnsi="Times New Roman" w:cs="Times New Roman"/>
+        </w:rPr>
+        <w:t xml:space="preserve"> Present</w:t>
       </w:r>
     </w:p>
     <w:p>
@@ -691,122 +760,111 @@
         <w:rPr>
           <w:rFonts w:ascii="Times New Roman" w:eastAsia="Times New Roman" w:hAnsi="Times New Roman" w:cs="Times New Roman"/>
         </w:rPr>
-        <w:t xml:space="preserve">Sandstone Pioneer Trail, </w:t>
-      </w:r>
-      <w:r>
-        <w:rPr>
-          <w:rFonts w:ascii="Times New Roman" w:eastAsia="Times New Roman" w:hAnsi="Times New Roman" w:cs="Times New Roman"/>
-        </w:rPr>
-        <w:t>Brigham</w:t>
-      </w:r>
-      <w:r>
-        <w:rPr>
-          <w:rFonts w:ascii="Times New Roman" w:eastAsia="Times New Roman" w:hAnsi="Times New Roman" w:cs="Times New Roman"/>
-        </w:rPr>
-        <w:t>, UT</w:t>
-      </w:r>
-    </w:p>
-    <w:p>
-      <w:pPr>
-        <w:spacing w:line="240" w:lineRule="auto"/>
-        <w:rPr>
-          <w:rFonts w:ascii="Times New Roman" w:eastAsia="Times New Roman" w:hAnsi="Times New Roman" w:cs="Times New Roman"/>
-        </w:rPr>
-      </w:pPr>
-      <w:r>
-        <w:rPr>
-          <w:rFonts w:ascii="Times New Roman" w:eastAsia="Times New Roman" w:hAnsi="Times New Roman" w:cs="Times New Roman"/>
-          <w:b/>
-          <w:bCs/>
-        </w:rPr>
-        <w:t>Service and Leadership:</w:t>
-      </w:r>
-      <w:r>
-        <w:rPr>
-          <w:rFonts w:ascii="Times New Roman" w:hAnsi="Times New Roman" w:cs="Times New Roman"/>
-        </w:rPr>
-        <w:br/>
-      </w:r>
-      <w:r>
-        <w:rPr>
-          <w:rFonts w:ascii="Times New Roman" w:eastAsia="Times New Roman" w:hAnsi="Times New Roman" w:cs="Times New Roman"/>
-        </w:rPr>
-        <w:t>Volunteer</w:t>
-      </w:r>
-      <w:r>
-        <w:rPr>
-          <w:rFonts w:ascii="Times New Roman" w:eastAsia="Times New Roman" w:hAnsi="Times New Roman" w:cs="Times New Roman"/>
-        </w:rPr>
-        <w:t>, Team Leader</w:t>
-      </w:r>
-      <w:r>
-        <w:rPr>
-          <w:rFonts w:ascii="Times New Roman" w:eastAsia="Times New Roman" w:hAnsi="Times New Roman" w:cs="Times New Roman"/>
-        </w:rPr>
-        <w:t xml:space="preserve">      </w:t>
-      </w:r>
-      <w:r>
-        <w:rPr>
-          <w:rFonts w:ascii="Times New Roman" w:hAnsi="Times New Roman" w:cs="Times New Roman"/>
-        </w:rPr>
-        <w:tab/>
-      </w:r>
-      <w:r>
-        <w:rPr>
-          <w:rFonts w:ascii="Times New Roman" w:hAnsi="Times New Roman" w:cs="Times New Roman"/>
-        </w:rPr>
-        <w:tab/>
-      </w:r>
-      <w:r>
-        <w:rPr>
-          <w:rFonts w:ascii="Times New Roman" w:hAnsi="Times New Roman" w:cs="Times New Roman"/>
-        </w:rPr>
-        <w:tab/>
-      </w:r>
-      <w:r>
-        <w:rPr>
-          <w:rFonts w:ascii="Times New Roman" w:hAnsi="Times New Roman" w:cs="Times New Roman"/>
-        </w:rPr>
-        <w:tab/>
-      </w:r>
-      <w:r>
-        <w:rPr>
-          <w:rFonts w:ascii="Times New Roman" w:hAnsi="Times New Roman" w:cs="Times New Roman"/>
-        </w:rPr>
-        <w:tab/>
-      </w:r>
-      <w:r>
-        <w:rPr>
-          <w:rFonts w:ascii="Times New Roman" w:hAnsi="Times New Roman" w:cs="Times New Roman"/>
-        </w:rPr>
-        <w:tab/>
-      </w:r>
-      <w:r>
-        <w:rPr>
-          <w:rFonts w:ascii="Times New Roman" w:hAnsi="Times New Roman" w:cs="Times New Roman"/>
-        </w:rPr>
-        <w:tab/>
-      </w:r>
-      <w:r>
-        <w:rPr>
-          <w:rFonts w:ascii="Times New Roman" w:hAnsi="Times New Roman" w:cs="Times New Roman"/>
-        </w:rPr>
-        <w:tab/>
-        <w:t xml:space="preserve">       October 29, 2022</w:t>
-      </w:r>
-    </w:p>
-    <w:p>
-      <w:pPr>
-        <w:spacing w:line="240" w:lineRule="auto"/>
-        <w:rPr>
-          <w:rFonts w:ascii="Times New Roman" w:eastAsia="Times New Roman" w:hAnsi="Times New Roman" w:cs="Times New Roman"/>
-        </w:rPr>
-      </w:pPr>
-      <w:r>
-        <w:rPr>
-          <w:rFonts w:ascii="Times New Roman" w:eastAsia="Times New Roman" w:hAnsi="Times New Roman" w:cs="Times New Roman"/>
-        </w:rPr>
-        <w:t>Food Drive, Layton, UT</w:t>
+        <w:t xml:space="preserve">I have a </w:t>
+      </w:r>
+      <w:r>
+        <w:rPr>
+          <w:rFonts w:ascii="Times New Roman" w:eastAsia="Times New Roman" w:hAnsi="Times New Roman" w:cs="Times New Roman"/>
+        </w:rPr>
+        <w:t>GitHub</w:t>
+      </w:r>
+      <w:r>
+        <w:rPr>
+          <w:rFonts w:ascii="Times New Roman" w:eastAsia="Times New Roman" w:hAnsi="Times New Roman" w:cs="Times New Roman"/>
+        </w:rPr>
+        <w:t xml:space="preserve"> </w:t>
+      </w:r>
+      <w:r>
+        <w:rPr>
+          <w:rFonts w:ascii="Times New Roman" w:eastAsia="Times New Roman" w:hAnsi="Times New Roman" w:cs="Times New Roman"/>
+        </w:rPr>
+        <w:t>Noah-</w:t>
+      </w:r>
+      <w:r>
+        <w:rPr>
+          <w:rFonts w:ascii="Times New Roman" w:eastAsia="Times New Roman" w:hAnsi="Times New Roman" w:cs="Times New Roman"/>
+        </w:rPr>
+        <w:t>Chisholm</w:t>
+      </w:r>
+      <w:r>
+        <w:rPr>
+          <w:rFonts w:ascii="Times New Roman" w:eastAsia="Times New Roman" w:hAnsi="Times New Roman" w:cs="Times New Roman"/>
+        </w:rPr>
+        <w:t xml:space="preserve"> </w:t>
+      </w:r>
+      <w:r>
+        <w:rPr>
+          <w:rFonts w:ascii="Times New Roman" w:eastAsia="Times New Roman" w:hAnsi="Times New Roman" w:cs="Times New Roman"/>
+        </w:rPr>
+        <w:t>with a few of my recent</w:t>
+      </w:r>
+      <w:r>
+        <w:rPr>
+          <w:rFonts w:ascii="Times New Roman" w:eastAsia="Times New Roman" w:hAnsi="Times New Roman" w:cs="Times New Roman"/>
+        </w:rPr>
+        <w:t xml:space="preserve"> projects </w:t>
+      </w:r>
+      <w:r>
+        <w:rPr>
+          <w:rFonts w:ascii="Times New Roman" w:eastAsia="Times New Roman" w:hAnsi="Times New Roman" w:cs="Times New Roman"/>
+        </w:rPr>
+        <w:t xml:space="preserve">(at most </w:t>
+      </w:r>
+      <w:proofErr w:type="gramStart"/>
+      <w:r>
+        <w:rPr>
+          <w:rFonts w:ascii="Times New Roman" w:eastAsia="Times New Roman" w:hAnsi="Times New Roman" w:cs="Times New Roman"/>
+        </w:rPr>
+        <w:t>one year old</w:t>
+      </w:r>
+      <w:proofErr w:type="gramEnd"/>
+      <w:r>
+        <w:rPr>
+          <w:rFonts w:ascii="Times New Roman" w:eastAsia="Times New Roman" w:hAnsi="Times New Roman" w:cs="Times New Roman"/>
+        </w:rPr>
+        <w:t>)</w:t>
+      </w:r>
+      <w:r>
+        <w:rPr>
+          <w:rFonts w:ascii="Times New Roman" w:eastAsia="Times New Roman" w:hAnsi="Times New Roman" w:cs="Times New Roman"/>
+        </w:rPr>
+        <w:t>, I learnt</w:t>
+      </w:r>
+      <w:r>
+        <w:rPr>
+          <w:rFonts w:ascii="Times New Roman" w:eastAsia="Times New Roman" w:hAnsi="Times New Roman" w:cs="Times New Roman"/>
+        </w:rPr>
+        <w:t xml:space="preserve"> GitHub</w:t>
+      </w:r>
+      <w:r>
+        <w:rPr>
+          <w:rFonts w:ascii="Times New Roman" w:eastAsia="Times New Roman" w:hAnsi="Times New Roman" w:cs="Times New Roman"/>
+        </w:rPr>
+        <w:t xml:space="preserve"> at the beginning of the yea</w:t>
+      </w:r>
+      <w:r>
+        <w:rPr>
+          <w:rFonts w:ascii="Times New Roman" w:eastAsia="Times New Roman" w:hAnsi="Times New Roman" w:cs="Times New Roman"/>
+        </w:rPr>
+        <w:t>r</w:t>
+      </w:r>
+      <w:r>
+        <w:rPr>
+          <w:rFonts w:ascii="Times New Roman" w:eastAsia="Times New Roman" w:hAnsi="Times New Roman" w:cs="Times New Roman"/>
+        </w:rPr>
+        <w:t>.</w:t>
+      </w:r>
+      <w:r>
+        <w:rPr>
+          <w:rFonts w:ascii="Times New Roman" w:eastAsia="Times New Roman" w:hAnsi="Times New Roman" w:cs="Times New Roman"/>
+        </w:rPr>
+        <w:t xml:space="preserve"> My current project is ROTLA</w:t>
+      </w:r>
+      <w:r>
+        <w:rPr>
+          <w:rFonts w:ascii="Times New Roman" w:eastAsia="Times New Roman" w:hAnsi="Times New Roman" w:cs="Times New Roman"/>
+        </w:rPr>
+        <w:t>.</w:t>
       </w:r>
     </w:p>
     <w:sectPr>

--- a/MyDocs/Noah Chisholm - Resume.docx
+++ b/MyDocs/Noah Chisholm - Resume.docx
@@ -121,7 +121,13 @@
         <w:rPr>
           <w:rFonts w:ascii="Times New Roman" w:eastAsia="Times New Roman" w:hAnsi="Times New Roman" w:cs="Times New Roman"/>
         </w:rPr>
-        <w:t>Detail-oriented professional with knowledge of CLI, PowerShell, and Active Directory, complemented by strong problem-solving skills and a commitment to maintaining a neat and organized work environment. Adept at quickly learning new tools and technologies, ensuring effective troubleshooting and efficient support for hardware and software issues. Collaborative and motivated, with a focus on delivering reliable solutions in dynamic, fast-paced environments.</w:t>
+        <w:t>Computer Science student and Unreal Engine developer focused on real-time simulation, virtual reality systems, AI/navigation, and interactive 3D tools. Experienced with UE5 C++, Blueprint, editor tooling, spatial systems, and hands-on VR hardware setup and troubleshooting. Interested in applying Unreal Engine outside traditional game development, including simulation, training, visualization, and immersive technical applications</w:t>
+      </w:r>
+      <w:r>
+        <w:rPr>
+          <w:rFonts w:ascii="Times New Roman" w:eastAsia="Times New Roman" w:hAnsi="Times New Roman" w:cs="Times New Roman"/>
+        </w:rPr>
+        <w:t>.</w:t>
       </w:r>
     </w:p>
     <w:p>
@@ -379,7 +385,19 @@
         <w:rPr>
           <w:rFonts w:ascii="Times New Roman" w:eastAsia="Times New Roman" w:hAnsi="Times New Roman" w:cs="Times New Roman"/>
         </w:rPr>
-        <w:t xml:space="preserve"> April 20</w:t>
+        <w:t xml:space="preserve"> </w:t>
+      </w:r>
+      <w:r>
+        <w:rPr>
+          <w:rFonts w:ascii="Times New Roman" w:eastAsia="Times New Roman" w:hAnsi="Times New Roman" w:cs="Times New Roman"/>
+        </w:rPr>
+        <w:t>Dec</w:t>
+      </w:r>
+      <w:r>
+        <w:rPr>
+          <w:rFonts w:ascii="Times New Roman" w:eastAsia="Times New Roman" w:hAnsi="Times New Roman" w:cs="Times New Roman"/>
+        </w:rPr>
+        <w:t xml:space="preserve"> 20</w:t>
       </w:r>
       <w:r>
         <w:rPr>
@@ -391,7 +409,13 @@
         <w:rPr>
           <w:rFonts w:ascii="Times New Roman" w:eastAsia="Times New Roman" w:hAnsi="Times New Roman" w:cs="Times New Roman"/>
         </w:rPr>
-        <w:t xml:space="preserve">7, </w:t>
+        <w:t>6</w:t>
+      </w:r>
+      <w:r>
+        <w:rPr>
+          <w:rFonts w:ascii="Times New Roman" w:eastAsia="Times New Roman" w:hAnsi="Times New Roman" w:cs="Times New Roman"/>
+        </w:rPr>
+        <w:t xml:space="preserve">, </w:t>
       </w:r>
       <w:r>
         <w:rPr>
@@ -435,7 +459,13 @@
         </w:numPr>
       </w:pPr>
       <w:r>
-        <w:t>Technical Support: Knowledge of CLI and PowerShell, Knowledge of Active Directory</w:t>
+        <w:t xml:space="preserve">Unreal Engine: Blueprint, </w:t>
+      </w:r>
+      <w:r>
+        <w:t>C++, Editor</w:t>
+      </w:r>
+      <w:r>
+        <w:t xml:space="preserve"> Only Modules, Workflow Enhancement Tools, AI, AI Pathing, Data Oriented Programming</w:t>
       </w:r>
     </w:p>
     <w:p>
@@ -459,23 +489,10 @@
         <w:t xml:space="preserve">, </w:t>
       </w:r>
       <w:r>
-        <w:t xml:space="preserve">OOP, Algorithms, </w:t>
-      </w:r>
-      <w:proofErr w:type="spellStart"/>
-      <w:r>
-        <w:t>CMake</w:t>
-      </w:r>
-      <w:proofErr w:type="spellEnd"/>
-      <w:r>
-        <w:t xml:space="preserve">, </w:t>
-      </w:r>
-      <w:proofErr w:type="spellStart"/>
-      <w:r>
-        <w:t>Javascript</w:t>
-      </w:r>
-      <w:proofErr w:type="spellEnd"/>
-      <w:r>
-        <w:t>, HTML, Website Hosting, Database hosting</w:t>
+        <w:t>OOP, Algorithms, CMake</w:t>
+      </w:r>
+      <w:r>
+        <w:t>, Javascript, HTML, Website Hosting, Database hosting</w:t>
       </w:r>
       <w:r>
         <w:t>, Android Development</w:t>
@@ -490,16 +507,16 @@
         </w:numPr>
       </w:pPr>
       <w:r>
-        <w:t xml:space="preserve">Data Analysis: Data Structures, Database Design, Resource Management, </w:t>
-      </w:r>
-      <w:r>
-        <w:t xml:space="preserve">SQL Design, </w:t>
-      </w:r>
-      <w:r>
-        <w:t>SQL Optimization</w:t>
-      </w:r>
-      <w:r>
-        <w:t>, SQL Query Design</w:t>
+        <w:t>Mathematics: Calculus</w:t>
+      </w:r>
+      <w:r>
+        <w:t xml:space="preserve"> II</w:t>
+      </w:r>
+      <w:r>
+        <w:t>, Linear Algebra, Differential Equations, Optimization Problems</w:t>
+      </w:r>
+      <w:r>
+        <w:t>, Mathematica by Wolfram</w:t>
       </w:r>
     </w:p>
     <w:p>
@@ -511,27 +528,6 @@
         </w:numPr>
       </w:pPr>
       <w:r>
-        <w:t>Mathematics: Calculus</w:t>
-      </w:r>
-      <w:r>
-        <w:t xml:space="preserve"> II</w:t>
-      </w:r>
-      <w:r>
-        <w:t>, Linear Algebra, Differential Equations, Optimization Problems</w:t>
-      </w:r>
-      <w:r>
-        <w:t>, Mathematica by Wolfram</w:t>
-      </w:r>
-    </w:p>
-    <w:p>
-      <w:pPr>
-        <w:pStyle w:val="ListParagraph"/>
-        <w:numPr>
-          <w:ilvl w:val="0"/>
-          <w:numId w:val="3"/>
-        </w:numPr>
-      </w:pPr>
-      <w:r>
         <w:t>Professional Skills</w:t>
       </w:r>
       <w:r>
@@ -542,35 +538,6 @@
       </w:r>
       <w:r>
         <w:t>, Self-Motivating</w:t>
-      </w:r>
-    </w:p>
-    <w:p>
-      <w:pPr>
-        <w:pStyle w:val="ListParagraph"/>
-        <w:numPr>
-          <w:ilvl w:val="0"/>
-          <w:numId w:val="3"/>
-        </w:numPr>
-      </w:pPr>
-      <w:r>
-        <w:t xml:space="preserve">Unreal Engine: Blueprint, </w:t>
-      </w:r>
-      <w:proofErr w:type="gramStart"/>
-      <w:r>
-        <w:t>C++,  Editor</w:t>
-      </w:r>
-      <w:proofErr w:type="gramEnd"/>
-      <w:r>
-        <w:t xml:space="preserve"> Only Modules, Workflow Enhancement Tools,</w:t>
-      </w:r>
-      <w:r>
-        <w:t xml:space="preserve"> AI</w:t>
-      </w:r>
-      <w:r>
-        <w:t>, AI Pathing</w:t>
-      </w:r>
-      <w:r>
-        <w:t>, Data Oriented Programming</w:t>
       </w:r>
     </w:p>
     <w:p>
@@ -661,210 +628,68 @@
       <w:pPr>
         <w:spacing w:line="240" w:lineRule="auto"/>
         <w:rPr>
-          <w:rFonts w:ascii="Times New Roman" w:eastAsia="Times New Roman" w:hAnsi="Times New Roman" w:cs="Times New Roman"/>
-        </w:rPr>
-      </w:pPr>
-      <w:r>
-        <w:rPr>
           <w:rFonts w:ascii="Times New Roman" w:hAnsi="Times New Roman" w:cs="Times New Roman"/>
         </w:rPr>
-        <w:t>Indie Developer</w:t>
-      </w:r>
+      </w:pPr>
       <w:r>
         <w:rPr>
           <w:rFonts w:ascii="Times New Roman" w:hAnsi="Times New Roman" w:cs="Times New Roman"/>
         </w:rPr>
-        <w:tab/>
-      </w:r>
-      <w:r>
-        <w:rPr>
-          <w:rFonts w:ascii="Times New Roman" w:hAnsi="Times New Roman" w:cs="Times New Roman"/>
-        </w:rPr>
-        <w:tab/>
-      </w:r>
-      <w:r>
-        <w:rPr>
-          <w:rFonts w:ascii="Times New Roman" w:hAnsi="Times New Roman" w:cs="Times New Roman"/>
-        </w:rPr>
-        <w:tab/>
-      </w:r>
-      <w:r>
-        <w:rPr>
-          <w:rFonts w:ascii="Times New Roman" w:hAnsi="Times New Roman" w:cs="Times New Roman"/>
-        </w:rPr>
-        <w:tab/>
-      </w:r>
-      <w:r>
-        <w:rPr>
-          <w:rFonts w:ascii="Times New Roman" w:hAnsi="Times New Roman" w:cs="Times New Roman"/>
-        </w:rPr>
-        <w:tab/>
-      </w:r>
-      <w:r>
-        <w:rPr>
-          <w:rFonts w:ascii="Times New Roman" w:hAnsi="Times New Roman" w:cs="Times New Roman"/>
-        </w:rPr>
-        <w:tab/>
-      </w:r>
-      <w:r>
-        <w:rPr>
-          <w:rFonts w:ascii="Times New Roman" w:hAnsi="Times New Roman" w:cs="Times New Roman"/>
-        </w:rPr>
-        <w:tab/>
-      </w:r>
-      <w:r>
-        <w:rPr>
-          <w:rFonts w:ascii="Times New Roman" w:hAnsi="Times New Roman" w:cs="Times New Roman"/>
-        </w:rPr>
-        <w:tab/>
-      </w:r>
-      <w:r>
-        <w:rPr>
-          <w:rFonts w:ascii="Times New Roman" w:eastAsia="Times New Roman" w:hAnsi="Times New Roman" w:cs="Times New Roman"/>
-        </w:rPr>
-        <w:t xml:space="preserve">     20</w:t>
-      </w:r>
-      <w:r>
-        <w:rPr>
-          <w:rFonts w:ascii="Times New Roman" w:eastAsia="Times New Roman" w:hAnsi="Times New Roman" w:cs="Times New Roman"/>
-        </w:rPr>
-        <w:t>2</w:t>
-      </w:r>
-      <w:r>
-        <w:rPr>
-          <w:rFonts w:ascii="Times New Roman" w:eastAsia="Times New Roman" w:hAnsi="Times New Roman" w:cs="Times New Roman"/>
-        </w:rPr>
-        <w:t>0</w:t>
-      </w:r>
-      <w:r>
-        <w:rPr>
-          <w:rFonts w:ascii="Times New Roman" w:eastAsia="Times New Roman" w:hAnsi="Times New Roman" w:cs="Times New Roman"/>
-        </w:rPr>
-        <w:t xml:space="preserve"> –</w:t>
-      </w:r>
-      <w:r>
-        <w:rPr>
-          <w:rFonts w:ascii="Times New Roman" w:eastAsia="Times New Roman" w:hAnsi="Times New Roman" w:cs="Times New Roman"/>
-        </w:rPr>
-        <w:t xml:space="preserve"> Present</w:t>
+        <w:t>Independent Unreal Engine Simulation Developer                         2020 – Present</w:t>
       </w:r>
     </w:p>
     <w:p>
       <w:pPr>
         <w:spacing w:line="240" w:lineRule="auto"/>
         <w:rPr>
-          <w:rFonts w:ascii="Times New Roman" w:eastAsia="Times New Roman" w:hAnsi="Times New Roman" w:cs="Times New Roman"/>
-        </w:rPr>
-      </w:pPr>
-      <w:r>
-        <w:rPr>
-          <w:rFonts w:ascii="Times New Roman" w:eastAsia="Times New Roman" w:hAnsi="Times New Roman" w:cs="Times New Roman"/>
-        </w:rPr>
-        <w:t xml:space="preserve">I have a </w:t>
-      </w:r>
-      <w:r>
-        <w:rPr>
-          <w:rFonts w:ascii="Times New Roman" w:eastAsia="Times New Roman" w:hAnsi="Times New Roman" w:cs="Times New Roman"/>
-        </w:rPr>
-        <w:t>GitHub</w:t>
-      </w:r>
-      <w:r>
-        <w:rPr>
-          <w:rFonts w:ascii="Times New Roman" w:eastAsia="Times New Roman" w:hAnsi="Times New Roman" w:cs="Times New Roman"/>
-        </w:rPr>
-        <w:t xml:space="preserve"> </w:t>
-      </w:r>
-      <w:r>
-        <w:rPr>
-          <w:rFonts w:ascii="Times New Roman" w:eastAsia="Times New Roman" w:hAnsi="Times New Roman" w:cs="Times New Roman"/>
-        </w:rPr>
-        <w:t>Noah-</w:t>
-      </w:r>
-      <w:r>
-        <w:rPr>
-          <w:rFonts w:ascii="Times New Roman" w:eastAsia="Times New Roman" w:hAnsi="Times New Roman" w:cs="Times New Roman"/>
-        </w:rPr>
-        <w:t>Chisholm</w:t>
-      </w:r>
-      <w:r>
-        <w:rPr>
-          <w:rFonts w:ascii="Times New Roman" w:eastAsia="Times New Roman" w:hAnsi="Times New Roman" w:cs="Times New Roman"/>
-        </w:rPr>
-        <w:t xml:space="preserve"> </w:t>
-      </w:r>
-      <w:r>
-        <w:rPr>
-          <w:rFonts w:ascii="Times New Roman" w:eastAsia="Times New Roman" w:hAnsi="Times New Roman" w:cs="Times New Roman"/>
-        </w:rPr>
-        <w:t>with a few of my recent</w:t>
-      </w:r>
-      <w:r>
-        <w:rPr>
-          <w:rFonts w:ascii="Times New Roman" w:eastAsia="Times New Roman" w:hAnsi="Times New Roman" w:cs="Times New Roman"/>
-        </w:rPr>
-        <w:t xml:space="preserve"> projects </w:t>
-      </w:r>
-      <w:r>
-        <w:rPr>
-          <w:rFonts w:ascii="Times New Roman" w:eastAsia="Times New Roman" w:hAnsi="Times New Roman" w:cs="Times New Roman"/>
-        </w:rPr>
-        <w:t xml:space="preserve">(at most </w:t>
-      </w:r>
-      <w:proofErr w:type="gramStart"/>
-      <w:r>
-        <w:rPr>
-          <w:rFonts w:ascii="Times New Roman" w:eastAsia="Times New Roman" w:hAnsi="Times New Roman" w:cs="Times New Roman"/>
-        </w:rPr>
-        <w:t>one year old</w:t>
-      </w:r>
-      <w:proofErr w:type="gramEnd"/>
-      <w:r>
-        <w:rPr>
-          <w:rFonts w:ascii="Times New Roman" w:eastAsia="Times New Roman" w:hAnsi="Times New Roman" w:cs="Times New Roman"/>
-        </w:rPr>
-        <w:t>)</w:t>
-      </w:r>
-      <w:r>
-        <w:rPr>
-          <w:rFonts w:ascii="Times New Roman" w:eastAsia="Times New Roman" w:hAnsi="Times New Roman" w:cs="Times New Roman"/>
-        </w:rPr>
-        <w:t>, I learnt</w:t>
-      </w:r>
-      <w:r>
-        <w:rPr>
-          <w:rFonts w:ascii="Times New Roman" w:eastAsia="Times New Roman" w:hAnsi="Times New Roman" w:cs="Times New Roman"/>
-        </w:rPr>
-        <w:t xml:space="preserve"> GitHub</w:t>
-      </w:r>
-      <w:r>
-        <w:rPr>
-          <w:rFonts w:ascii="Times New Roman" w:eastAsia="Times New Roman" w:hAnsi="Times New Roman" w:cs="Times New Roman"/>
-        </w:rPr>
-        <w:t xml:space="preserve"> at the beginning of the yea</w:t>
-      </w:r>
-      <w:r>
-        <w:rPr>
-          <w:rFonts w:ascii="Times New Roman" w:eastAsia="Times New Roman" w:hAnsi="Times New Roman" w:cs="Times New Roman"/>
-        </w:rPr>
-        <w:t>r</w:t>
-      </w:r>
-      <w:r>
-        <w:rPr>
-          <w:rFonts w:ascii="Times New Roman" w:eastAsia="Times New Roman" w:hAnsi="Times New Roman" w:cs="Times New Roman"/>
-        </w:rPr>
-        <w:t>.</w:t>
-      </w:r>
-      <w:r>
-        <w:rPr>
-          <w:rFonts w:ascii="Times New Roman" w:eastAsia="Times New Roman" w:hAnsi="Times New Roman" w:cs="Times New Roman"/>
-        </w:rPr>
-        <w:t xml:space="preserve"> My current project is ROTLA</w:t>
-      </w:r>
-      <w:r>
-        <w:rPr>
-          <w:rFonts w:ascii="Times New Roman" w:eastAsia="Times New Roman" w:hAnsi="Times New Roman" w:cs="Times New Roman"/>
-        </w:rPr>
-        <w:t>.</w:t>
+          <w:rFonts w:ascii="Times New Roman" w:hAnsi="Times New Roman" w:cs="Times New Roman"/>
+        </w:rPr>
+      </w:pPr>
+      <w:r>
+        <w:rPr>
+          <w:rFonts w:ascii="Times New Roman" w:hAnsi="Times New Roman" w:cs="Times New Roman"/>
+        </w:rPr>
+        <w:t>Develop UE5 C++/Blueprint real-time systems, including ROTLA and a custom 3D navigation/spatial-mapping system; maintain related projects on GitHub.</w:t>
+      </w:r>
+    </w:p>
+    <w:p>
+      <w:pPr>
+        <w:spacing w:line="240" w:lineRule="auto"/>
+        <w:rPr>
+          <w:rFonts w:ascii="Times New Roman" w:hAnsi="Times New Roman" w:cs="Times New Roman"/>
+        </w:rPr>
+      </w:pPr>
+      <w:r>
+        <w:rPr>
+          <w:rFonts w:ascii="Times New Roman" w:hAnsi="Times New Roman" w:cs="Times New Roman"/>
+        </w:rPr>
+        <w:t>Reality Bytes – VR Systems Technician</w:t>
+      </w:r>
+      <w:r>
+        <w:rPr>
+          <w:rFonts w:ascii="Times New Roman" w:hAnsi="Times New Roman" w:cs="Times New Roman"/>
+        </w:rPr>
+        <w:t xml:space="preserve"> and Manager</w:t>
+      </w:r>
+      <w:r>
+        <w:rPr>
+          <w:rFonts w:ascii="Times New Roman" w:hAnsi="Times New Roman" w:cs="Times New Roman"/>
+        </w:rPr>
+        <w:t xml:space="preserve"> | Brigham City, Utah              2024 – 2026</w:t>
+      </w:r>
+    </w:p>
+    <w:p>
+      <w:pPr>
+        <w:spacing w:line="240" w:lineRule="auto"/>
+        <w:rPr>
+          <w:rFonts w:ascii="Times New Roman" w:eastAsia="Times New Roman" w:hAnsi="Times New Roman" w:cs="Times New Roman"/>
+        </w:rPr>
+      </w:pPr>
+      <w:r>
+        <w:rPr>
+          <w:rFonts w:ascii="Times New Roman" w:hAnsi="Times New Roman" w:cs="Times New Roman"/>
+        </w:rPr>
+        <w:t>Helped launch and support a family-owned VR business as the primary technical operator alongside the owner; set up, calibrated, maintained, and troubleshot HTC Vive Pro 2 headsets, SteamVR PCs, controllers, base stations, and peripherals.</w:t>
       </w:r>
     </w:p>
     <w:sectPr>
